--- a/M Musa 41557 lab no 1 Ai.docx
+++ b/M Musa 41557 lab no 1 Ai.docx
@@ -3729,6 +3729,19 @@
           <w:u w:val="single"/>
         </w:rPr>
         <w:t>:</w:t>
+      </w:r>
+      <w:r>
+        <w:t xml:space="preserve"> </w:t>
+      </w:r>
+      <w:r>
+        <w:rPr>
+          <w:rFonts w:ascii="Times New Roman" w:hAnsi="Times New Roman" w:cs="Times New Roman"/>
+          <w:i/>
+          <w:sz w:val="32"/>
+          <w:szCs w:val="32"/>
+          <w:u w:val="single"/>
+        </w:rPr>
+        <w:t>https://github.com/malikmusa044/Ai-Lab-Task-no-1.git</w:t>
       </w:r>
     </w:p>
     <w:sectPr>
@@ -4635,7 +4648,7 @@
 </file>
 
 <file path=customXml/itemProps1.xml><?xml version="1.0" encoding="utf-8"?>
-<ds:datastoreItem xmlns:ds="http://schemas.openxmlformats.org/officeDocument/2006/customXml" ds:itemID="{66C5BE40-FABD-417C-AE8E-8F590C735983}">
+<ds:datastoreItem xmlns:ds="http://schemas.openxmlformats.org/officeDocument/2006/customXml" ds:itemID="{85CF4EC7-72B2-4A35-A643-31FE00F23375}">
   <ds:schemaRefs>
     <ds:schemaRef ds:uri="http://schemas.openxmlformats.org/officeDocument/2006/bibliography"/>
   </ds:schemaRefs>
